--- a/spa/docx/01.content.docx
+++ b/spa/docx/01.content.docx
@@ -19,7 +19,7 @@
         <w:rPr>
           <w:lang w:val="es_ES" w:bidi="es_ES"/>
         </w:rPr>
-        <w:t>Resource: Notas de Estudio - Introducciones a los Libros (Tyndale)</w:t>
+        <w:t>Resource: Tyndale Open Study Notes</w:t>
       </w:r>
       <w:r>
         <w:rPr>
@@ -112,7 +112,7 @@
         <w:rPr>
           <w:lang w:val="es_ES" w:bidi="es_ES"/>
         </w:rPr>
-        <w:t>Notas de Estudio - Introducciones a los Libros (Tyndale)</w:t>
+        <w:t>Tyndale Open Study Notes</w:t>
       </w:r>
     </w:p>
     <w:p>

--- a/spa/docx/01.content.docx
+++ b/spa/docx/01.content.docx
@@ -19,7 +19,7 @@
         <w:rPr>
           <w:lang w:val="es_ES" w:bidi="es_ES"/>
         </w:rPr>
-        <w:t>Resource: Tyndale Open Study Notes</w:t>
+        <w:t>Resource: Aquifer Open Study Notes (Book Intros)</w:t>
       </w:r>
       <w:r>
         <w:rPr>
@@ -112,7 +112,7 @@
         <w:rPr>
           <w:lang w:val="es_ES" w:bidi="es_ES"/>
         </w:rPr>
-        <w:t>Tyndale Open Study Notes</w:t>
+        <w:t>Aquifer Open Study Notes (Book Intros)</w:t>
       </w:r>
     </w:p>
     <w:p>

--- a/spa/docx/01.content.docx
+++ b/spa/docx/01.content.docx
@@ -272,18 +272,12 @@
         </w:rPr>
         <w:t xml:space="preserve">Mientras estaban esclavizados en Egipto, los israelitas habían adoptado muchas ideas y costumbres paganas de sus amos egipcios (ver </w:t>
       </w:r>
-      <w:hyperlink r:id="rId13">
-        <w:r>
-          <w:rPr>
-            <w:lang w:val="es_ES" w:bidi="es_ES"/>
-          </w:rPr>
-          <w:rPr>
-            <w:color w:val="0000EE"/>
-            <w:u w:val="single"/>
-          </w:rPr>
-          <w:t>Éxodo 32:1–4</w:t>
-        </w:r>
-      </w:hyperlink>
+      <w:r>
+        <w:rPr>
+          <w:lang w:val="es_ES" w:bidi="es_ES"/>
+        </w:rPr>
+        <w:t>Éxodo 32:1–4</w:t>
+      </w:r>
       <w:r>
         <w:rPr>
           <w:lang w:val="es_ES" w:bidi="es_ES"/>
@@ -396,18 +390,12 @@
         </w:rPr>
         <w:t>La primera sección (</w:t>
       </w:r>
-      <w:hyperlink r:id="rId14">
-        <w:r>
-          <w:rPr>
-            <w:lang w:val="es_ES" w:bidi="es_ES"/>
-          </w:rPr>
-          <w:rPr>
-            <w:color w:val="0000EE"/>
-            <w:u w:val="single"/>
-          </w:rPr>
-          <w:t>1:1–2:3</w:t>
-        </w:r>
-      </w:hyperlink>
+      <w:r>
+        <w:rPr>
+          <w:lang w:val="es_ES" w:bidi="es_ES"/>
+        </w:rPr>
+        <w:t>1:1–2:3</w:t>
+      </w:r>
       <w:r>
         <w:rPr>
           <w:lang w:val="es_ES" w:bidi="es_ES"/>
@@ -427,18 +415,12 @@
         </w:rPr>
         <w:t>es el relato de la creación "en el principio" (</w:t>
       </w:r>
-      <w:hyperlink r:id="rId15">
-        <w:r>
-          <w:rPr>
-            <w:lang w:val="es_ES" w:bidi="es_ES"/>
-          </w:rPr>
-          <w:rPr>
-            <w:color w:val="0000EE"/>
-            <w:u w:val="single"/>
-          </w:rPr>
-          <w:t>1:1</w:t>
-        </w:r>
-      </w:hyperlink>
+      <w:r>
+        <w:rPr>
+          <w:lang w:val="es_ES" w:bidi="es_ES"/>
+        </w:rPr>
+        <w:t>1:1</w:t>
+      </w:r>
       <w:r>
         <w:rPr>
           <w:lang w:val="es_ES" w:bidi="es_ES"/>
@@ -459,90 +441,60 @@
         </w:rPr>
         <w:t>La siguiente sección (</w:t>
       </w:r>
-      <w:hyperlink r:id="rId16">
-        <w:r>
-          <w:rPr>
-            <w:lang w:val="es_ES" w:bidi="es_ES"/>
-          </w:rPr>
-          <w:rPr>
-            <w:color w:val="0000EE"/>
-            <w:u w:val="single"/>
-          </w:rPr>
-          <w:t>2:4–4:26</w:t>
-        </w:r>
-      </w:hyperlink>
+      <w:r>
+        <w:rPr>
+          <w:lang w:val="es_ES" w:bidi="es_ES"/>
+        </w:rPr>
+        <w:t>2:4–4:26</w:t>
+      </w:r>
       <w:r>
         <w:rPr>
           <w:lang w:val="es_ES" w:bidi="es_ES"/>
         </w:rPr>
         <w:t>) se centra en la creación de la vida humana (</w:t>
       </w:r>
-      <w:hyperlink r:id="rId17">
-        <w:r>
-          <w:rPr>
-            <w:lang w:val="es_ES" w:bidi="es_ES"/>
-          </w:rPr>
-          <w:rPr>
-            <w:color w:val="0000EE"/>
-            <w:u w:val="single"/>
-          </w:rPr>
-          <w:t>2:4–25</w:t>
-        </w:r>
-      </w:hyperlink>
+      <w:r>
+        <w:rPr>
+          <w:lang w:val="es_ES" w:bidi="es_ES"/>
+        </w:rPr>
+        <w:t>2:4–25</w:t>
+      </w:r>
       <w:r>
         <w:rPr>
           <w:lang w:val="es_ES" w:bidi="es_ES"/>
         </w:rPr>
         <w:t>) y explora lo que pasó con la creación de Dios debido al pecado de Adán y Eva (</w:t>
       </w:r>
-      <w:hyperlink r:id="rId18">
-        <w:r>
-          <w:rPr>
-            <w:lang w:val="es_ES" w:bidi="es_ES"/>
-          </w:rPr>
-          <w:rPr>
-            <w:color w:val="0000EE"/>
-            <w:u w:val="single"/>
-          </w:rPr>
-          <w:t>3:1–13</w:t>
-        </w:r>
-      </w:hyperlink>
+      <w:r>
+        <w:rPr>
+          <w:lang w:val="es_ES" w:bidi="es_ES"/>
+        </w:rPr>
+        <w:t>3:1–13</w:t>
+      </w:r>
       <w:r>
         <w:rPr>
           <w:lang w:val="es_ES" w:bidi="es_ES"/>
         </w:rPr>
         <w:t>), la maldición sobre su pecado (</w:t>
       </w:r>
-      <w:hyperlink r:id="rId19">
-        <w:r>
-          <w:rPr>
-            <w:lang w:val="es_ES" w:bidi="es_ES"/>
-          </w:rPr>
-          <w:rPr>
-            <w:color w:val="0000EE"/>
-            <w:u w:val="single"/>
-          </w:rPr>
-          <w:t>3:14–24</w:t>
-        </w:r>
-      </w:hyperlink>
+      <w:r>
+        <w:rPr>
+          <w:lang w:val="es_ES" w:bidi="es_ES"/>
+        </w:rPr>
+        <w:t>3:14–24</w:t>
+      </w:r>
       <w:r>
         <w:rPr>
           <w:lang w:val="es_ES" w:bidi="es_ES"/>
         </w:rPr>
         <w:t>) y la extensión del pecado a sus descendientes (</w:t>
       </w:r>
-      <w:hyperlink r:id="rId20">
-        <w:r>
-          <w:rPr>
-            <w:lang w:val="es_ES" w:bidi="es_ES"/>
-          </w:rPr>
-          <w:rPr>
-            <w:color w:val="0000EE"/>
-            <w:u w:val="single"/>
-          </w:rPr>
-          <w:t>4:1–24</w:t>
-        </w:r>
-      </w:hyperlink>
+      <w:r>
+        <w:rPr>
+          <w:lang w:val="es_ES" w:bidi="es_ES"/>
+        </w:rPr>
+        <w:t>4:1–24</w:t>
+      </w:r>
       <w:r>
         <w:rPr>
           <w:lang w:val="es_ES" w:bidi="es_ES"/>
@@ -563,108 +515,72 @@
         </w:rPr>
         <w:t>La independencia de Dios resultó en la decadencia de la vida humana (</w:t>
       </w:r>
-      <w:hyperlink r:id="rId21">
-        <w:r>
-          <w:rPr>
-            <w:lang w:val="es_ES" w:bidi="es_ES"/>
-          </w:rPr>
-          <w:rPr>
-            <w:color w:val="0000EE"/>
-            <w:u w:val="single"/>
-          </w:rPr>
-          <w:t>5:1–6:8</w:t>
-        </w:r>
-      </w:hyperlink>
+      <w:r>
+        <w:rPr>
+          <w:lang w:val="es_ES" w:bidi="es_ES"/>
+        </w:rPr>
+        <w:t>5:1–6:8</w:t>
+      </w:r>
       <w:r>
         <w:rPr>
           <w:lang w:val="es_ES" w:bidi="es_ES"/>
         </w:rPr>
         <w:t xml:space="preserve">). La genealogía de </w:t>
       </w:r>
-      <w:hyperlink r:id="rId22">
-        <w:r>
-          <w:rPr>
-            <w:lang w:val="es_ES" w:bidi="es_ES"/>
-          </w:rPr>
-          <w:rPr>
-            <w:color w:val="0000EE"/>
-            <w:u w:val="single"/>
-          </w:rPr>
-          <w:t>5:1–32</w:t>
-        </w:r>
-      </w:hyperlink>
+      <w:r>
+        <w:rPr>
+          <w:lang w:val="es_ES" w:bidi="es_ES"/>
+        </w:rPr>
+        <w:t>5:1–32</w:t>
+      </w:r>
       <w:r>
         <w:rPr>
           <w:lang w:val="es_ES" w:bidi="es_ES"/>
         </w:rPr>
         <w:t xml:space="preserve"> comienza recordando que los seres humanos fueron hechos a imagen de Dios y fueron bendecidos por él (</w:t>
       </w:r>
-      <w:hyperlink r:id="rId23">
-        <w:r>
-          <w:rPr>
-            <w:lang w:val="es_ES" w:bidi="es_ES"/>
-          </w:rPr>
-          <w:rPr>
-            <w:color w:val="0000EE"/>
-            <w:u w:val="single"/>
-          </w:rPr>
-          <w:t>5:1–2</w:t>
-        </w:r>
-      </w:hyperlink>
+      <w:r>
+        <w:rPr>
+          <w:lang w:val="es_ES" w:bidi="es_ES"/>
+        </w:rPr>
+        <w:t>5:1–2</w:t>
+      </w:r>
       <w:r>
         <w:rPr>
           <w:lang w:val="es_ES" w:bidi="es_ES"/>
         </w:rPr>
         <w:t xml:space="preserve">). A medida que se traza la genealogía, la muerte de cada generación le recuerda al lector la maldición, con Enoc proporcionando un rayo de esperanza de que la maldición no es definitiva. En </w:t>
       </w:r>
-      <w:hyperlink r:id="rId24">
-        <w:r>
-          <w:rPr>
-            <w:lang w:val="es_ES" w:bidi="es_ES"/>
-          </w:rPr>
-          <w:rPr>
-            <w:color w:val="0000EE"/>
-            <w:u w:val="single"/>
-          </w:rPr>
-          <w:t>6:1–8</w:t>
-        </w:r>
-      </w:hyperlink>
+      <w:r>
+        <w:rPr>
+          <w:lang w:val="es_ES" w:bidi="es_ES"/>
+        </w:rPr>
+        <w:t>6:1–8</w:t>
+      </w:r>
       <w:r>
         <w:rPr>
           <w:lang w:val="es_ES" w:bidi="es_ES"/>
         </w:rPr>
         <w:t>, aprendemos que Dios lamentó haber creado a los humanos y decidió juzgar la tierra. Noé, sin embargo, recibió el favor de Dios y proporcionó una fuente de esperanza (</w:t>
       </w:r>
-      <w:hyperlink r:id="rId25">
-        <w:r>
-          <w:rPr>
-            <w:lang w:val="es_ES" w:bidi="es_ES"/>
-          </w:rPr>
-          <w:rPr>
-            <w:color w:val="0000EE"/>
-            <w:u w:val="single"/>
-          </w:rPr>
-          <w:t>5:29</w:t>
-        </w:r>
-      </w:hyperlink>
+      <w:r>
+        <w:rPr>
+          <w:lang w:val="es_ES" w:bidi="es_ES"/>
+        </w:rPr>
+        <w:t>5:29</w:t>
+      </w:r>
       <w:r>
         <w:rPr>
           <w:lang w:val="es_ES" w:bidi="es_ES"/>
         </w:rPr>
         <w:t xml:space="preserve">; </w:t>
       </w:r>
-      <w:hyperlink r:id="rId26">
-        <w:r>
-          <w:rPr>
-            <w:lang w:val="es_ES" w:bidi="es_ES"/>
-          </w:rPr>
-          <w:rPr>
-            <w:color w:val="0000EE"/>
-            <w:u w:val="single"/>
-          </w:rPr>
-          <w:t>6:8</w:t>
-        </w:r>
-      </w:hyperlink>
+      <w:r>
+        <w:rPr>
+          <w:lang w:val="es_ES" w:bidi="es_ES"/>
+        </w:rPr>
+        <w:t>6:8</w:t>
+      </w:r>
       <w:r>
         <w:rPr>
           <w:lang w:val="es_ES" w:bidi="es_ES"/>
@@ -685,18 +601,12 @@
         </w:rPr>
         <w:t>La siguiente sección (</w:t>
       </w:r>
-      <w:hyperlink r:id="rId27">
-        <w:r>
-          <w:rPr>
-            <w:lang w:val="es_ES" w:bidi="es_ES"/>
-          </w:rPr>
-          <w:rPr>
-            <w:color w:val="0000EE"/>
-            <w:u w:val="single"/>
-          </w:rPr>
-          <w:t>6:9–9:29</w:t>
-        </w:r>
-      </w:hyperlink>
+      <w:r>
+        <w:rPr>
+          <w:lang w:val="es_ES" w:bidi="es_ES"/>
+        </w:rPr>
+        <w:t>6:9–9:29</w:t>
+      </w:r>
       <w:r>
         <w:rPr>
           <w:lang w:val="es_ES" w:bidi="es_ES"/>
@@ -717,36 +627,24 @@
         </w:rPr>
         <w:t>Pero a medida que la población mundial aumentaba y se expandía en varias naciones (</w:t>
       </w:r>
-      <w:hyperlink r:id="rId28">
-        <w:r>
-          <w:rPr>
-            <w:lang w:val="es_ES" w:bidi="es_ES"/>
-          </w:rPr>
-          <w:rPr>
-            <w:color w:val="0000EE"/>
-            <w:u w:val="single"/>
-          </w:rPr>
-          <w:t>10:1–11:9</w:t>
-        </w:r>
-      </w:hyperlink>
+      <w:r>
+        <w:rPr>
+          <w:lang w:val="es_ES" w:bidi="es_ES"/>
+        </w:rPr>
+        <w:t>10:1–11:9</w:t>
+      </w:r>
       <w:r>
         <w:rPr>
           <w:lang w:val="es_ES" w:bidi="es_ES"/>
         </w:rPr>
         <w:t>), la gente nuevamente se inclinaba hacia la desobediencia. Debido a su rebelión, Dios los dispersó para prevenir una mayor maldad (</w:t>
       </w:r>
-      <w:hyperlink r:id="rId29">
-        <w:r>
-          <w:rPr>
-            <w:lang w:val="es_ES" w:bidi="es_ES"/>
-          </w:rPr>
-          <w:rPr>
-            <w:color w:val="0000EE"/>
-            <w:u w:val="single"/>
-          </w:rPr>
-          <w:t>11:1–9</w:t>
-        </w:r>
-      </w:hyperlink>
+      <w:r>
+        <w:rPr>
+          <w:lang w:val="es_ES" w:bidi="es_ES"/>
+        </w:rPr>
+        <w:t>11:1–9</w:t>
+      </w:r>
       <w:r>
         <w:rPr>
           <w:lang w:val="es_ES" w:bidi="es_ES"/>
@@ -767,54 +665,36 @@
         </w:rPr>
         <w:t xml:space="preserve">Después del caos de las naciones dispersas, </w:t>
       </w:r>
-      <w:hyperlink r:id="rId30">
-        <w:r>
-          <w:rPr>
-            <w:lang w:val="es_ES" w:bidi="es_ES"/>
-          </w:rPr>
-          <w:rPr>
-            <w:color w:val="0000EE"/>
-            <w:u w:val="single"/>
-          </w:rPr>
-          <w:t>11:10–26</w:t>
-        </w:r>
-      </w:hyperlink>
+      <w:r>
+        <w:rPr>
+          <w:lang w:val="es_ES" w:bidi="es_ES"/>
+        </w:rPr>
+        <w:t>11:10–26</w:t>
+      </w:r>
       <w:r>
         <w:rPr>
           <w:lang w:val="es_ES" w:bidi="es_ES"/>
         </w:rPr>
         <w:t xml:space="preserve"> enfoca en Abrahán, a través de quien Dios eligió traer bendición a todos. El resto del libro (</w:t>
       </w:r>
-      <w:hyperlink r:id="rId31">
-        <w:r>
-          <w:rPr>
-            <w:lang w:val="es_ES" w:bidi="es_ES"/>
-          </w:rPr>
-          <w:rPr>
-            <w:color w:val="0000EE"/>
-            <w:u w:val="single"/>
-          </w:rPr>
-          <w:t>11:27–50:26</w:t>
-        </w:r>
-      </w:hyperlink>
+      <w:r>
+        <w:rPr>
+          <w:lang w:val="es_ES" w:bidi="es_ES"/>
+        </w:rPr>
+        <w:t>11:27–50:26</w:t>
+      </w:r>
       <w:r>
         <w:rPr>
           <w:lang w:val="es_ES" w:bidi="es_ES"/>
         </w:rPr>
         <w:t>) habla de la bendición de Dios a Abram y sus descendientes. Dios primero hizo un pacto con Abrahán (</w:t>
       </w:r>
-      <w:hyperlink r:id="rId32">
-        <w:r>
-          <w:rPr>
-            <w:lang w:val="es_ES" w:bidi="es_ES"/>
-          </w:rPr>
-          <w:rPr>
-            <w:color w:val="0000EE"/>
-            <w:u w:val="single"/>
-          </w:rPr>
-          <w:t>11:27–25:11</w:t>
-        </w:r>
-      </w:hyperlink>
+      <w:r>
+        <w:rPr>
+          <w:lang w:val="es_ES" w:bidi="es_ES"/>
+        </w:rPr>
+        <w:t>11:27–25:11</w:t>
+      </w:r>
       <w:r>
         <w:rPr>
           <w:lang w:val="es_ES" w:bidi="es_ES"/>
@@ -835,72 +715,48 @@
         </w:rPr>
         <w:t>Al hablar de cada generación, Génesis da un breve relato de las familias que no son los antepasados de Israel antes de pasar a la línea de Israel. Por ejemplo, después de informar brevemente lo que sucedió con Ismael (</w:t>
       </w:r>
-      <w:hyperlink r:id="rId33">
-        <w:r>
-          <w:rPr>
-            <w:lang w:val="es_ES" w:bidi="es_ES"/>
-          </w:rPr>
-          <w:rPr>
-            <w:color w:val="0000EE"/>
-            <w:u w:val="single"/>
-          </w:rPr>
-          <w:t>25:12–18</w:t>
-        </w:r>
-      </w:hyperlink>
+      <w:r>
+        <w:rPr>
+          <w:lang w:val="es_ES" w:bidi="es_ES"/>
+        </w:rPr>
+        <w:t>25:12–18</w:t>
+      </w:r>
       <w:r>
         <w:rPr>
           <w:lang w:val="es_ES" w:bidi="es_ES"/>
         </w:rPr>
         <w:t>), Génesis detalla lo que ocurrió con Isaac y su familia (</w:t>
       </w:r>
-      <w:hyperlink r:id="rId34">
-        <w:r>
-          <w:rPr>
-            <w:lang w:val="es_ES" w:bidi="es_ES"/>
-          </w:rPr>
-          <w:rPr>
-            <w:color w:val="0000EE"/>
-            <w:u w:val="single"/>
-          </w:rPr>
-          <w:t>25:19–35:29</w:t>
-        </w:r>
-      </w:hyperlink>
+      <w:r>
+        <w:rPr>
+          <w:lang w:val="es_ES" w:bidi="es_ES"/>
+        </w:rPr>
+        <w:t>25:19–35:29</w:t>
+      </w:r>
       <w:r>
         <w:rPr>
           <w:lang w:val="es_ES" w:bidi="es_ES"/>
         </w:rPr>
         <w:t>). De igual manera, la línea de Esaú (Edom) se trata brevemente (</w:t>
       </w:r>
-      <w:hyperlink r:id="rId35">
-        <w:r>
-          <w:rPr>
-            <w:lang w:val="es_ES" w:bidi="es_ES"/>
-          </w:rPr>
-          <w:rPr>
-            <w:color w:val="0000EE"/>
-            <w:u w:val="single"/>
-          </w:rPr>
-          <w:t>36:1–37:1</w:t>
-        </w:r>
-      </w:hyperlink>
+      <w:r>
+        <w:rPr>
+          <w:lang w:val="es_ES" w:bidi="es_ES"/>
+        </w:rPr>
+        <w:t>36:1–37:1</w:t>
+      </w:r>
       <w:r>
         <w:rPr>
           <w:lang w:val="es_ES" w:bidi="es_ES"/>
         </w:rPr>
         <w:t>) antes de la extensa sección final, que concierne a la línea elegida de Jacob el heredero (</w:t>
       </w:r>
-      <w:hyperlink r:id="rId36">
-        <w:r>
-          <w:rPr>
-            <w:lang w:val="es_ES" w:bidi="es_ES"/>
-          </w:rPr>
-          <w:rPr>
-            <w:color w:val="0000EE"/>
-            <w:u w:val="single"/>
-          </w:rPr>
-          <w:t>37:2–50:26</w:t>
-        </w:r>
-      </w:hyperlink>
+      <w:r>
+        <w:rPr>
+          <w:lang w:val="es_ES" w:bidi="es_ES"/>
+        </w:rPr>
+        <w:t>37:2–50:26</w:t>
+      </w:r>
       <w:r>
         <w:rPr>
           <w:lang w:val="es_ES" w:bidi="es_ES"/>
@@ -921,18 +777,12 @@
         </w:rPr>
         <w:t>En esta sección final, Génesis registra cómo la familia de Jacob termina en Egipto en lugar de en la tierra de Canaán. A pesar de las trágicas circunstancias que los llevaron a estar en Egipto, Dios todavía estaba desarrollando su plan para el pueblo de Israel. El libro cierra con la promesa de la venida del Señor para rescatar a su pueblo de Egipto (</w:t>
       </w:r>
-      <w:hyperlink r:id="rId37">
-        <w:r>
-          <w:rPr>
-            <w:lang w:val="es_ES" w:bidi="es_ES"/>
-          </w:rPr>
-          <w:rPr>
-            <w:color w:val="0000EE"/>
-            <w:u w:val="single"/>
-          </w:rPr>
-          <w:t>50:24–26</w:t>
-        </w:r>
-      </w:hyperlink>
+      <w:r>
+        <w:rPr>
+          <w:lang w:val="es_ES" w:bidi="es_ES"/>
+        </w:rPr>
+        <w:t>50:24–26</w:t>
+      </w:r>
       <w:r>
         <w:rPr>
           <w:lang w:val="es_ES" w:bidi="es_ES"/>
@@ -991,18 +841,12 @@
         </w:rPr>
         <w:t>Sin embargo, tanto la Escritura como la tradición atribuyen el Pentateuco a Moisés. Moisés fue educado en toda la sabiduría de los egipcios (</w:t>
       </w:r>
-      <w:hyperlink r:id="rId38">
-        <w:r>
-          <w:rPr>
-            <w:lang w:val="es_ES" w:bidi="es_ES"/>
-          </w:rPr>
-          <w:rPr>
-            <w:color w:val="0000EE"/>
-            <w:u w:val="single"/>
-          </w:rPr>
-          <w:t>Hechos 7:22</w:t>
-        </w:r>
-      </w:hyperlink>
+      <w:r>
+        <w:rPr>
+          <w:lang w:val="es_ES" w:bidi="es_ES"/>
+        </w:rPr>
+        <w:t>Hechos 7:22</w:t>
+      </w:r>
       <w:r>
         <w:rPr>
           <w:lang w:val="es_ES" w:bidi="es_ES"/>
@@ -1023,18 +867,12 @@
         </w:rPr>
         <w:t xml:space="preserve">Es posible que Moisés sirviera como la fuente fundamental del material registrado en el Pentateuco y que se hicieran algunos ajustes editoriales posteriormente (incluyendo el registro de la muerte de Moisés, </w:t>
       </w:r>
-      <w:hyperlink r:id="rId39">
-        <w:r>
-          <w:rPr>
-            <w:lang w:val="es_ES" w:bidi="es_ES"/>
-          </w:rPr>
-          <w:rPr>
-            <w:color w:val="0000EE"/>
-            <w:u w:val="single"/>
-          </w:rPr>
-          <w:t>Dt 34</w:t>
-        </w:r>
-      </w:hyperlink>
+      <w:r>
+        <w:rPr>
+          <w:lang w:val="es_ES" w:bidi="es_ES"/>
+        </w:rPr>
+        <w:t>Dt 34</w:t>
+      </w:r>
       <w:r>
         <w:rPr>
           <w:lang w:val="es_ES" w:bidi="es_ES"/>
@@ -1080,18 +918,12 @@
         </w:rPr>
         <w:t xml:space="preserve">Génesis también incluye pasajes y expresiones que son obviamente glosas editoriales posteriores. Algunas secciones (como la lista de los reyes edomitas, </w:t>
       </w:r>
-      <w:hyperlink r:id="rId40">
-        <w:r>
-          <w:rPr>
-            <w:lang w:val="es_ES" w:bidi="es_ES"/>
-          </w:rPr>
-          <w:rPr>
-            <w:color w:val="0000EE"/>
-            <w:u w:val="single"/>
-          </w:rPr>
-          <w:t>36:31–43</w:t>
-        </w:r>
-      </w:hyperlink>
+      <w:r>
+        <w:rPr>
+          <w:lang w:val="es_ES" w:bidi="es_ES"/>
+        </w:rPr>
+        <w:t>36:31–43</w:t>
+      </w:r>
       <w:r>
         <w:rPr>
           <w:lang w:val="es_ES" w:bidi="es_ES"/>
@@ -1137,36 +969,24 @@
         </w:rPr>
         <w:t xml:space="preserve">Mito. La literatura mitológica explica los orígenes de las cosas simbólicamente a través de las hazañas de dioses y criaturas sobrenaturales. Para los pueblos antiguos, los mitos eran creencias que explicaban la vida y la realidad. Se desarrollaron sistemas completos de actividades rituales para asegurar que las fuerzas de la fertilidad, la vida y la muerte continuaran año tras año. Algunos de estos rituales dieron lugar a la prostitución cultual (ver </w:t>
       </w:r>
-      <w:hyperlink r:id="rId41">
-        <w:r>
-          <w:rPr>
-            <w:lang w:val="es_ES" w:bidi="es_ES"/>
-          </w:rPr>
-          <w:rPr>
-            <w:color w:val="0000EE"/>
-            <w:u w:val="single"/>
-          </w:rPr>
-          <w:t>Gn 38:15</w:t>
-        </w:r>
-      </w:hyperlink>
+      <w:r>
+        <w:rPr>
+          <w:lang w:val="es_ES" w:bidi="es_ES"/>
+        </w:rPr>
+        <w:t>Gn 38:15</w:t>
+      </w:r>
       <w:r>
         <w:rPr>
           <w:lang w:val="es_ES" w:bidi="es_ES"/>
         </w:rPr>
         <w:t xml:space="preserve">, </w:t>
       </w:r>
-      <w:hyperlink r:id="rId42">
-        <w:r>
-          <w:rPr>
-            <w:lang w:val="es_ES" w:bidi="es_ES"/>
-          </w:rPr>
-          <w:rPr>
-            <w:color w:val="0000EE"/>
-            <w:u w:val="single"/>
-          </w:rPr>
-          <w:t>21–22</w:t>
-        </w:r>
-      </w:hyperlink>
+      <w:r>
+        <w:rPr>
+          <w:lang w:val="es_ES" w:bidi="es_ES"/>
+        </w:rPr>
+        <w:t>21–22</w:t>
+      </w:r>
       <w:r>
         <w:rPr>
           <w:lang w:val="es_ES" w:bidi="es_ES"/>
@@ -1201,18 +1021,12 @@
         </w:rPr>
         <w:t>Si Génesis utiliza elementos del lenguaje mitológico, es para mostrar un contraste deliberado con los conceptos paganos y para demostrar que el Señor Dios es soberano sobre tales ideas. Por ejemplo, muchos pueblos antiguos adoraban al sol como un dios, pero en Génesis el sol sirve a los deseos del Creador (</w:t>
       </w:r>
-      <w:hyperlink r:id="rId43">
-        <w:r>
-          <w:rPr>
-            <w:lang w:val="es_ES" w:bidi="es_ES"/>
-          </w:rPr>
-          <w:rPr>
-            <w:color w:val="0000EE"/>
-            <w:u w:val="single"/>
-          </w:rPr>
-          <w:t>1:14–18</w:t>
-        </w:r>
-      </w:hyperlink>
+      <w:r>
+        <w:rPr>
+          <w:lang w:val="es_ES" w:bidi="es_ES"/>
+        </w:rPr>
+        <w:t>1:14–18</w:t>
+      </w:r>
       <w:r>
         <w:rPr>
           <w:lang w:val="es_ES" w:bidi="es_ES"/>
@@ -1247,18 +1061,12 @@
         </w:rPr>
         <w:t xml:space="preserve">Elementos etiológicos ciertamente ocurren en Génesis, ya que el libro da la base y la justificación para casi todo lo que Israel haría más tarde. Por ejemplo, el relato de la creación de </w:t>
       </w:r>
-      <w:hyperlink r:id="rId44">
-        <w:r>
-          <w:rPr>
-            <w:lang w:val="es_ES" w:bidi="es_ES"/>
-          </w:rPr>
-          <w:rPr>
-            <w:color w:val="0000EE"/>
-            <w:u w:val="single"/>
-          </w:rPr>
-          <w:t>Génesis 2</w:t>
-        </w:r>
-      </w:hyperlink>
+      <w:r>
+        <w:rPr>
+          <w:lang w:val="es_ES" w:bidi="es_ES"/>
+        </w:rPr>
+        <w:t>Génesis 2</w:t>
+      </w:r>
       <w:r>
         <w:rPr>
           <w:lang w:val="es_ES" w:bidi="es_ES"/>
@@ -1415,54 +1223,36 @@
         </w:rPr>
         <w:t>Israel podía rastrear su ascendencia hasta el patriarca Abraham y su destino hasta las promesas de Dios (</w:t>
       </w:r>
-      <w:hyperlink r:id="rId45">
-        <w:r>
-          <w:rPr>
-            <w:lang w:val="es_ES" w:bidi="es_ES"/>
-          </w:rPr>
-          <w:rPr>
-            <w:color w:val="0000EE"/>
-            <w:u w:val="single"/>
-          </w:rPr>
-          <w:t>12:1–3,</w:t>
-        </w:r>
-      </w:hyperlink>
+      <w:r>
+        <w:rPr>
+          <w:lang w:val="es_ES" w:bidi="es_ES"/>
+        </w:rPr>
+        <w:t>12:1–3,</w:t>
+      </w:r>
       <w:r>
         <w:rPr>
           <w:lang w:val="es_ES" w:bidi="es_ES"/>
         </w:rPr>
         <w:t xml:space="preserve"> </w:t>
       </w:r>
-      <w:hyperlink r:id="rId46">
-        <w:r>
-          <w:rPr>
-            <w:lang w:val="es_ES" w:bidi="es_ES"/>
-          </w:rPr>
-          <w:rPr>
-            <w:color w:val="0000EE"/>
-            <w:u w:val="single"/>
-          </w:rPr>
-          <w:t>15:1–21,</w:t>
-        </w:r>
-      </w:hyperlink>
+      <w:r>
+        <w:rPr>
+          <w:lang w:val="es_ES" w:bidi="es_ES"/>
+        </w:rPr>
+        <w:t>15:1–21,</w:t>
+      </w:r>
       <w:r>
         <w:rPr>
           <w:lang w:val="es_ES" w:bidi="es_ES"/>
         </w:rPr>
         <w:t xml:space="preserve"> </w:t>
       </w:r>
-      <w:hyperlink r:id="rId47">
-        <w:r>
-          <w:rPr>
-            <w:lang w:val="es_ES" w:bidi="es_ES"/>
-          </w:rPr>
-          <w:rPr>
-            <w:color w:val="0000EE"/>
-            <w:u w:val="single"/>
-          </w:rPr>
-          <w:t>17:1–8</w:t>
-        </w:r>
-      </w:hyperlink>
+      <w:r>
+        <w:rPr>
+          <w:lang w:val="es_ES" w:bidi="es_ES"/>
+        </w:rPr>
+        <w:t>17:1–8</w:t>
+      </w:r>
       <w:r>
         <w:rPr>
           <w:lang w:val="es_ES" w:bidi="es_ES"/>
@@ -1511,18 +1301,12 @@
         </w:rPr>
         <w:t xml:space="preserve">Bien y Mal. En Génesis, lo que es bueno es bendecido por Dios: produce, mejora, preserva y armoniza con la vida. Lo que es malvado está maldito: Causa dolor, desvía de lo que es bueno e impide o destruye la vida. Génesis traza la lucha perpetua entre el bien y el mal que caracteriza a nuestra raza humana caída. Dios traerá el bien mayor, fortalecerá la fe de su pueblo y, en última instancia, triunfará sobre todo mal (cp. </w:t>
       </w:r>
-      <w:hyperlink r:id="rId48">
-        <w:r>
-          <w:rPr>
-            <w:lang w:val="es_ES" w:bidi="es_ES"/>
-          </w:rPr>
-          <w:rPr>
-            <w:color w:val="0000EE"/>
-            <w:u w:val="single"/>
-          </w:rPr>
-          <w:t>Rm 8:28</w:t>
-        </w:r>
-      </w:hyperlink>
+      <w:r>
+        <w:rPr>
+          <w:lang w:val="es_ES" w:bidi="es_ES"/>
+        </w:rPr>
+        <w:t>Rm 8:28</w:t>
+      </w:r>
       <w:r>
         <w:rPr>
           <w:lang w:val="es_ES" w:bidi="es_ES"/>
@@ -1557,18 +1341,12 @@
         </w:rPr>
         <w:t>El Gobierno de Dios. Génesis es la introducción adecuada a la fundación de la teocracia, el gobierno de Dios sobre toda la creación que debía ser establecido a través de su pueblo elegido. Génesis establece la revelación inicial de la soberanía de Dios. Él es el Señor del universo que moverá cielo y tierra para llevar a cabo su plan. Él desea bendecir a las personas, pero no tolerará la rebelión y la incredulidad. Sus promesas son grandiosas, y él es completamente capaz de llevarlas a cabo. Participar en su plan siempre ha requerido fe, porque sin fe es imposible agradarle (</w:t>
       </w:r>
-      <w:hyperlink r:id="rId49">
-        <w:r>
-          <w:rPr>
-            <w:lang w:val="es_ES" w:bidi="es_ES"/>
-          </w:rPr>
-          <w:rPr>
-            <w:color w:val="0000EE"/>
-            <w:u w:val="single"/>
-          </w:rPr>
-          <w:t>Hb 11:6</w:t>
-        </w:r>
-      </w:hyperlink>
+      <w:r>
+        <w:rPr>
+          <w:lang w:val="es_ES" w:bidi="es_ES"/>
+        </w:rPr>
+        <w:t>Hb 11:6</w:t>
+      </w:r>
       <w:r>
         <w:rPr>
           <w:lang w:val="es_ES" w:bidi="es_ES"/>
